--- a/Fase 2/Evidencias Individuales/Gonzalez_Raul_2.1_APT122_DiarioReflexionFase2.docx
+++ b/Fase 2/Evidencias Individuales/Gonzalez_Raul_2.1_APT122_DiarioReflexionFase2.docx
@@ -13,8 +13,6 @@
         <w:t>Raúl González</w:t>
         <w:br/>
         <w:t>Terreno Conectado | Corte 16-10-2026</w:t>
-        <w:br/>
-        <w:t>Borrador para revisión personal antes de entrega</w:t>
       </w:r>
     </w:p>
     <w:tbl>
